--- a/Øvelser/Geografi/soe-og-landbrise/soe-og-landbrise.docx
+++ b/Øvelser/Geografi/soe-og-landbrise/soe-og-landbrise.docx
@@ -1646,7 +1646,6 @@
     </w:p>
     <w:p>
       <w:pPr>
-        <w:pStyle w:val="Compact"/>
         <w:numPr>
           <w:ilvl w:val="0"/>
           <w:numId w:val="1006"/>
@@ -1658,7 +1657,6 @@
     </w:p>
     <w:p>
       <w:pPr>
-        <w:pStyle w:val="Compact"/>
         <w:numPr>
           <w:ilvl w:val="0"/>
           <w:numId w:val="1006"/>
@@ -1684,7 +1682,7 @@
     </w:p>
     <w:p>
       <w:pPr>
-        <w:pStyle w:val="FirstParagraph"/>
+        <w:pStyle w:val="BodyText"/>
       </w:pPr>
       <m:oMathPara>
         <m:oMathParaPr>
@@ -1762,10 +1760,9 @@
     </w:p>
     <w:p>
       <w:pPr>
-        <w:pStyle w:val="Compact"/>
         <w:numPr>
           <w:ilvl w:val="0"/>
-          <w:numId w:val="1007"/>
+          <w:numId w:val="1006"/>
         </w:numPr>
       </w:pPr>
       <w:r>
@@ -1807,10 +1804,9 @@
     </w:p>
     <w:p>
       <w:pPr>
-        <w:pStyle w:val="Compact"/>
         <w:numPr>
           <w:ilvl w:val="0"/>
-          <w:numId w:val="1007"/>
+          <w:numId w:val="1006"/>
         </w:numPr>
       </w:pPr>
       <w:r>
@@ -2295,7 +2291,7 @@
         <w:pStyle w:val="Compact"/>
         <w:numPr>
           <w:ilvl w:val="0"/>
-          <w:numId w:val="1008"/>
+          <w:numId w:val="1007"/>
         </w:numPr>
       </w:pPr>
       <w:r>
@@ -2317,7 +2313,7 @@
         <w:pStyle w:val="Compact"/>
         <w:numPr>
           <w:ilvl w:val="0"/>
-          <w:numId w:val="1009"/>
+          <w:numId w:val="1008"/>
         </w:numPr>
       </w:pPr>
       <w:r>
@@ -2329,7 +2325,7 @@
         <w:pStyle w:val="Compact"/>
         <w:numPr>
           <w:ilvl w:val="0"/>
-          <w:numId w:val="1009"/>
+          <w:numId w:val="1008"/>
         </w:numPr>
       </w:pPr>
       <w:r>
@@ -2341,7 +2337,7 @@
         <w:pStyle w:val="Compact"/>
         <w:numPr>
           <w:ilvl w:val="0"/>
-          <w:numId w:val="1009"/>
+          <w:numId w:val="1008"/>
         </w:numPr>
       </w:pPr>
       <w:r>
@@ -2383,11 +2379,81 @@
         <w:pStyle w:val="Compact"/>
         <w:numPr>
           <w:ilvl w:val="0"/>
-          <w:numId w:val="1009"/>
+          <w:numId w:val="1008"/>
         </w:numPr>
       </w:pPr>
       <w:r>
         <w:t xml:space="preserve">Landbrisen er i virkeligheden ofte svagere end søbrisen. Hvordan kan jeres målinger forklare det? Se på, hvor stor temperaturforskellen blev om «dagen» og om «natten».</w:t>
+      </w:r>
+    </w:p>
+    <w:p>
+      <w:pPr>
+        <w:pStyle w:val="Compact"/>
+        <w:numPr>
+          <w:ilvl w:val="0"/>
+          <w:numId w:val="1008"/>
+        </w:numPr>
+      </w:pPr>
+      <w:r>
+        <w:t xml:space="preserve">Hvilke fejlkilder har forsøget? Tænk fx på, at IR-termometeret kun måler overfladen, at lampen måske ikke lyser lige meget på begge skåle, og at vandet kan fordampe.</w:t>
+      </w:r>
+    </w:p>
+    <w:p>
+      <w:pPr>
+        <w:pStyle w:val="Compact"/>
+        <w:numPr>
+          <w:ilvl w:val="0"/>
+          <w:numId w:val="1008"/>
+        </w:numPr>
+      </w:pPr>
+      <w:r>
+        <w:t xml:space="preserve">Hvilke forskelle er der mellem forsøget og en rigtig kyst? Tænk på solens højde i løbet af dagen, skyer, havets dybde og strømme, og at vi måler på overfladerne og ikke på luften over dem.</w:t>
+      </w:r>
+    </w:p>
+    <w:p>
+      <w:pPr>
+        <w:pStyle w:val="Compact"/>
+        <w:numPr>
+          <w:ilvl w:val="0"/>
+          <w:numId w:val="1008"/>
+        </w:numPr>
+      </w:pPr>
+      <w:r>
+        <w:t xml:space="preserve">Monsunen er en slags sø- og landbrise i stor skala. Forklar, hvorfor vinden i Sydasien blæser fra havet ind over land om sommeren og fra land ud mod havet om vinteren — og hvorfor det har stor betydning for landbruget.</w:t>
+      </w:r>
+    </w:p>
+    <w:bookmarkEnd w:id="39"/>
+    <w:bookmarkStart w:id="40" w:name="om-denne-udgave"/>
+    <w:p>
+      <w:pPr>
+        <w:pStyle w:val="Heading2"/>
+      </w:pPr>
+      <w:r>
+        <w:t xml:space="preserve">Om denne udgave</w:t>
+      </w:r>
+    </w:p>
+    <w:p>
+      <w:pPr>
+        <w:pStyle w:val="FirstParagraph"/>
+      </w:pPr>
+      <w:r>
+        <w:t xml:space="preserve">Bygger på «Forsøgsvejledning_Sø_og_Landbrise.docx» fra Geolink (naturgeografi C; kopi i Undervisningsmateriale Katalog/Geolink/Øvelser) og på den forenklede NF-udgave «Øvelsesvejledning – Sø- og landbrise» fra NF-forløbet</w:t>
+      </w:r>
+      <w:r>
+        <w:t xml:space="preserve"> </w:t>
+      </w:r>
+      <w:r>
+        <w:rPr>
+          <w:i/>
+          <w:iCs/>
+        </w:rPr>
+        <w:t xml:space="preserve">Mad til milliarder</w:t>
+      </w:r>
+      <w:r>
+        <w:t xml:space="preserve"> </w:t>
+      </w:r>
+      <w:r>
+        <w:t xml:space="preserve">2025/26, hvis opdeling i «dag» og «nat» og spørgsmål om forudsigelse er ført videre. Opstillingen (sand, vand, arkitektlampe 20 cm over, målinger hvert 3. minut) er uændret. Ændret i forhold til originalen:</w:t>
       </w:r>
     </w:p>
     <w:p>
@@ -2399,7 +2465,7 @@
         </w:numPr>
       </w:pPr>
       <w:r>
-        <w:t xml:space="preserve">Hvilke fejlkilder har forsøget? Tænk fx på, at IR-termometeret kun måler overfladen, at lampen måske ikke lyser lige meget på begge skåle, og at vandet kan fordampe.</w:t>
+        <w:t xml:space="preserve">Originalen angav varigheden til 40 minutter, men måleskemaet og fremgangsmåden dækker 30 minutter (15 med lampe og 15 uden). Vejledningen siger nu 30 minutter.</w:t>
       </w:r>
     </w:p>
     <w:p>
@@ -2411,7 +2477,7 @@
         </w:numPr>
       </w:pPr>
       <w:r>
-        <w:t xml:space="preserve">Hvilke forskelle er der mellem forsøget og en rigtig kyst? Tænk på solens højde i løbet af dagen, skyer, havets dybde og strømme, og at vi måler på overfladerne og ikke på luften over dem.</w:t>
+        <w:t xml:space="preserve">Nyt baggrundsafsnit om varmekapacitet, opblanding, fordampning og termisk tryk.</w:t>
       </w:r>
     </w:p>
     <w:p>
@@ -2423,41 +2489,7 @@
         </w:numPr>
       </w:pPr>
       <w:r>
-        <w:t xml:space="preserve">Monsunen er en slags sø- og landbrise i stor skala. Forklar, hvorfor vinden i Sydasien blæser fra havet ind over land om sommeren og fra land ud mod havet om vinteren — og hvorfor det har stor betydning for landbruget.</w:t>
-      </w:r>
-    </w:p>
-    <w:bookmarkEnd w:id="39"/>
-    <w:bookmarkStart w:id="40" w:name="om-denne-udgave"/>
-    <w:p>
-      <w:pPr>
-        <w:pStyle w:val="Heading2"/>
-      </w:pPr>
-      <w:r>
-        <w:t xml:space="preserve">Om denne udgave</w:t>
-      </w:r>
-    </w:p>
-    <w:p>
-      <w:pPr>
-        <w:pStyle w:val="FirstParagraph"/>
-      </w:pPr>
-      <w:r>
-        <w:t xml:space="preserve">Bygger på «Forsøgsvejledning_Sø_og_Landbrise.docx» fra Geolink (naturgeografi C; kopi i Undervisningsmateriale Katalog/Geolink/Øvelser) og på den forenklede NF-udgave «Øvelsesvejledning – Sø- og landbrise» fra NF-forløbet</w:t>
-      </w:r>
-      <w:r>
-        <w:t xml:space="preserve"> </w:t>
-      </w:r>
-      <w:r>
-        <w:rPr>
-          <w:i/>
-          <w:iCs/>
-        </w:rPr>
-        <w:t xml:space="preserve">Mad til milliarder</w:t>
-      </w:r>
-      <w:r>
-        <w:t xml:space="preserve"> </w:t>
-      </w:r>
-      <w:r>
-        <w:t xml:space="preserve">2025/26, hvis opdeling i «dag» og «nat» og spørgsmål om forudsigelse er ført videre. Opstillingen (sand, vand, arkitektlampe 20 cm over, målinger hvert 3. minut) er uændret. Ændret i forhold til originalen:</w:t>
+        <w:t xml:space="preserve">Databehandlingen er udvidet med temperaturforskellen land − hav over tid og opvarmnings- og afkølingshastigheder. Originalens diskussionsspørgsmål og tegneopgave er samlet i journalspørgsmålene.</w:t>
       </w:r>
     </w:p>
     <w:p>
@@ -2465,43 +2497,7 @@
         <w:pStyle w:val="Compact"/>
         <w:numPr>
           <w:ilvl w:val="0"/>
-          <w:numId w:val="1010"/>
-        </w:numPr>
-      </w:pPr>
-      <w:r>
-        <w:t xml:space="preserve">Originalen angav varigheden til 40 minutter, men måleskemaet og fremgangsmåden dækker 30 minutter (15 med lampe og 15 uden). Vejledningen siger nu 30 minutter.</w:t>
-      </w:r>
-    </w:p>
-    <w:p>
-      <w:pPr>
-        <w:pStyle w:val="Compact"/>
-        <w:numPr>
-          <w:ilvl w:val="0"/>
-          <w:numId w:val="1010"/>
-        </w:numPr>
-      </w:pPr>
-      <w:r>
-        <w:t xml:space="preserve">Nyt baggrundsafsnit om varmekapacitet, opblanding, fordampning og termisk tryk.</w:t>
-      </w:r>
-    </w:p>
-    <w:p>
-      <w:pPr>
-        <w:pStyle w:val="Compact"/>
-        <w:numPr>
-          <w:ilvl w:val="0"/>
-          <w:numId w:val="1010"/>
-        </w:numPr>
-      </w:pPr>
-      <w:r>
-        <w:t xml:space="preserve">Databehandlingen er udvidet med temperaturforskellen land − hav over tid og opvarmnings- og afkølingshastigheder. Originalens diskussionsspørgsmål og tegneopgave er samlet i journalspørgsmålene.</w:t>
-      </w:r>
-    </w:p>
-    <w:p>
-      <w:pPr>
-        <w:pStyle w:val="Compact"/>
-        <w:numPr>
-          <w:ilvl w:val="0"/>
-          <w:numId w:val="1010"/>
+          <w:numId w:val="1009"/>
         </w:numPr>
       </w:pPr>
       <w:r>
@@ -3036,91 +3032,6 @@
       </w:pPr>
     </w:lvl>
   </w:abstractNum>
-  <w:abstractNum w:abstractNumId="99413">
-    <w:nsid w:val="00A99413"/>
-    <w:multiLevelType w:val="multilevel"/>
-    <w:lvl w:ilvl="0">
-      <w:start w:val="3"/>
-      <w:numFmt w:val="decimal"/>
-      <w:lvlText w:val="%1."/>
-      <w:lvlJc w:val="left"/>
-      <w:pPr>
-        <w:ind w:left="720" w:hanging="360"/>
-      </w:pPr>
-    </w:lvl>
-    <w:lvl w:ilvl="1">
-      <w:start w:val="3"/>
-      <w:numFmt w:val="decimal"/>
-      <w:lvlText w:val="%2."/>
-      <w:lvlJc w:val="left"/>
-      <w:pPr>
-        <w:ind w:left="1440" w:hanging="360"/>
-      </w:pPr>
-    </w:lvl>
-    <w:lvl w:ilvl="2">
-      <w:start w:val="3"/>
-      <w:numFmt w:val="decimal"/>
-      <w:lvlText w:val="%3."/>
-      <w:lvlJc w:val="left"/>
-      <w:pPr>
-        <w:ind w:left="2160" w:hanging="360"/>
-      </w:pPr>
-    </w:lvl>
-    <w:lvl w:ilvl="3">
-      <w:start w:val="3"/>
-      <w:numFmt w:val="decimal"/>
-      <w:lvlText w:val="%4."/>
-      <w:lvlJc w:val="left"/>
-      <w:pPr>
-        <w:ind w:left="2880" w:hanging="360"/>
-      </w:pPr>
-    </w:lvl>
-    <w:lvl w:ilvl="4">
-      <w:start w:val="3"/>
-      <w:numFmt w:val="decimal"/>
-      <w:lvlText w:val="%5."/>
-      <w:lvlJc w:val="left"/>
-      <w:pPr>
-        <w:ind w:left="3600" w:hanging="360"/>
-      </w:pPr>
-    </w:lvl>
-    <w:lvl w:ilvl="5">
-      <w:start w:val="3"/>
-      <w:numFmt w:val="decimal"/>
-      <w:lvlText w:val="%6."/>
-      <w:lvlJc w:val="left"/>
-      <w:pPr>
-        <w:ind w:left="4320" w:hanging="360"/>
-      </w:pPr>
-    </w:lvl>
-    <w:lvl w:ilvl="6">
-      <w:start w:val="3"/>
-      <w:numFmt w:val="decimal"/>
-      <w:lvlText w:val="%7."/>
-      <w:lvlJc w:val="left"/>
-      <w:pPr>
-        <w:ind w:left="5040" w:hanging="360"/>
-      </w:pPr>
-    </w:lvl>
-    <w:lvl w:ilvl="7">
-      <w:start w:val="3"/>
-      <w:numFmt w:val="decimal"/>
-      <w:lvlText w:val="%8."/>
-      <w:lvlJc w:val="left"/>
-      <w:pPr>
-        <w:ind w:left="5760" w:hanging="360"/>
-      </w:pPr>
-    </w:lvl>
-    <w:lvl w:ilvl="8">
-      <w:start w:val="3"/>
-      <w:numFmt w:val="decimal"/>
-      <w:lvlText w:val="%9."/>
-      <w:lvlJc w:val="left"/>
-      <w:pPr>
-        <w:ind w:left="6480" w:hanging="360"/>
-      </w:pPr>
-    </w:lvl>
-  </w:abstractNum>
   <w:abstractNum w:abstractNumId="99415">
     <w:nsid w:val="00A99415"/>
     <w:multiLevelType w:val="multilevel"/>
@@ -3354,36 +3265,6 @@
     </w:lvlOverride>
   </w:num>
   <w:num w:numId="1007">
-    <w:abstractNumId w:val="99413"/>
-    <w:lvlOverride w:ilvl="0">
-      <w:startOverride w:val="3"/>
-    </w:lvlOverride>
-    <w:lvlOverride w:ilvl="1">
-      <w:startOverride w:val="3"/>
-    </w:lvlOverride>
-    <w:lvlOverride w:ilvl="2">
-      <w:startOverride w:val="3"/>
-    </w:lvlOverride>
-    <w:lvlOverride w:ilvl="3">
-      <w:startOverride w:val="3"/>
-    </w:lvlOverride>
-    <w:lvlOverride w:ilvl="4">
-      <w:startOverride w:val="3"/>
-    </w:lvlOverride>
-    <w:lvlOverride w:ilvl="5">
-      <w:startOverride w:val="3"/>
-    </w:lvlOverride>
-    <w:lvlOverride w:ilvl="6">
-      <w:startOverride w:val="3"/>
-    </w:lvlOverride>
-    <w:lvlOverride w:ilvl="7">
-      <w:startOverride w:val="3"/>
-    </w:lvlOverride>
-    <w:lvlOverride w:ilvl="8">
-      <w:startOverride w:val="3"/>
-    </w:lvlOverride>
-  </w:num>
-  <w:num w:numId="1008">
     <w:abstractNumId w:val="99415"/>
     <w:lvlOverride w:ilvl="0">
       <w:startOverride w:val="5"/>
@@ -3413,7 +3294,7 @@
       <w:startOverride w:val="5"/>
     </w:lvlOverride>
   </w:num>
-  <w:num w:numId="1009">
+  <w:num w:numId="1008">
     <w:abstractNumId w:val="99411"/>
     <w:lvlOverride w:ilvl="0">
       <w:startOverride w:val="1"/>
@@ -3443,7 +3324,7 @@
       <w:startOverride w:val="1"/>
     </w:lvlOverride>
   </w:num>
-  <w:num w:numId="1010">
+  <w:num w:numId="1009">
     <w:abstractNumId w:val="991"/>
   </w:num>
 </w:numbering>

--- a/Øvelser/Geografi/soe-og-landbrise/soe-og-landbrise.docx
+++ b/Øvelser/Geografi/soe-og-landbrise/soe-og-landbrise.docx
@@ -122,23 +122,7 @@
         </w:numPr>
       </w:pPr>
       <w:r>
-        <w:t xml:space="preserve">Vand har en høj</w:t>
-      </w:r>
-      <w:r>
-        <w:t xml:space="preserve"> </w:t>
-      </w:r>
-      <w:r>
-        <w:rPr>
-          <w:b/>
-          <w:bCs/>
-        </w:rPr>
-        <w:t xml:space="preserve">specifik varmekapacitet</w:t>
-      </w:r>
-      <w:r>
-        <w:t xml:space="preserve"> </w:t>
-      </w:r>
-      <w:r>
-        <w:t xml:space="preserve">(ca. 4,2 kJ/(kg·K)) — det skal have meget energi for at blive én grad varmere. Tørt sand har en langt lavere varmekapacitet (under 1 kJ/(kg·K)).</w:t>
+        <w:t xml:space="preserve">Vand har en høj specifik varmekapacitet (ca. 4,2 kJ/(kg·K)) — det skal have meget energi for at blive én grad varmere. Tørt sand har en langt lavere varmekapacitet (under 1 kJ/(kg·K)).</w:t>
       </w:r>
     </w:p>
     <w:p>
@@ -170,39 +154,7 @@
         <w:pStyle w:val="FirstParagraph"/>
       </w:pPr>
       <w:r>
-        <w:t xml:space="preserve">Når luften over land bliver varmere end luften over havet, udvider den sig og stiger op. Ved jordoverfladen opstår et</w:t>
-      </w:r>
-      <w:r>
-        <w:t xml:space="preserve"> </w:t>
-      </w:r>
-      <w:r>
-        <w:rPr>
-          <w:b/>
-          <w:bCs/>
-        </w:rPr>
-        <w:t xml:space="preserve">termisk lavtryk</w:t>
-      </w:r>
-      <w:r>
-        <w:t xml:space="preserve"> </w:t>
-      </w:r>
-      <w:r>
-        <w:t xml:space="preserve">over land og et</w:t>
-      </w:r>
-      <w:r>
-        <w:t xml:space="preserve"> </w:t>
-      </w:r>
-      <w:r>
-        <w:rPr>
-          <w:b/>
-          <w:bCs/>
-        </w:rPr>
-        <w:t xml:space="preserve">termisk højtryk</w:t>
-      </w:r>
-      <w:r>
-        <w:t xml:space="preserve"> </w:t>
-      </w:r>
-      <w:r>
-        <w:t xml:space="preserve">over havet, og luften strømmer fra højtryk mod lavtryk. Om natten kan forholdet vende. Den samme mekanisme driver monsunen, bare over et helt kontinent og et helt år.</w:t>
+        <w:t xml:space="preserve">Når luften over land bliver varmere end luften over havet, udvider den sig og stiger op. Ved jordoverfladen opstår et termisk lavtryk over land og et termisk højtryk over havet, og luften strømmer fra højtryk mod lavtryk. Om natten kan forholdet vende. Den samme mekanisme driver monsunen, bare over et helt kontinent og et helt år.</w:t>
       </w:r>
     </w:p>
     <w:bookmarkEnd w:id="20"/>
@@ -554,20 +506,7 @@
         </w:numPr>
       </w:pPr>
       <w:r>
-        <w:t xml:space="preserve">Stil skålene tæt ved siden af hinanden, og indstil lampen, så den hænger ca. 20 cm over midten mellem dem og lyser lige meget på begge. Lampen skal være</w:t>
-      </w:r>
-      <w:r>
-        <w:t xml:space="preserve"> </w:t>
-      </w:r>
-      <w:r>
-        <w:rPr>
-          <w:b/>
-          <w:bCs/>
-        </w:rPr>
-        <w:t xml:space="preserve">slukket</w:t>
-      </w:r>
-      <w:r>
-        <w:t xml:space="preserve">.</w:t>
+        <w:t xml:space="preserve">Stil skålene tæt ved siden af hinanden, og indstil lampen, så den hænger ca. 20 cm over midten mellem dem og lyser lige meget på begge. Lampen skal være slukket.</w:t>
       </w:r>
     </w:p>
     <w:p>
